--- a/Task7_Revisions.docx
+++ b/Task7_Revisions.docx
@@ -626,6 +626,102 @@
         </w:rPr>
         <w:t>. The container now calls:</w:t>
       </w:r>
+      <w:r>
+        <w:rPr>
+          <w:rFonts w:ascii="Arial" w:eastAsia="Times New Roman" w:hAnsi="Arial" w:cs="Arial"/>
+          <w:color w:val="000000" w:themeColor="text1"/>
+          <w:kern w:val="0"/>
+          <w:lang w:eastAsia="en-GB"/>
+          <w14:ligatures w14:val="none"/>
+        </w:rPr>
+        <w:t xml:space="preserve"> </w:t>
+      </w:r>
+      <w:proofErr w:type="spellStart"/>
+      <w:r>
+        <w:rPr>
+          <w:rFonts w:ascii="Arial" w:eastAsia="Times New Roman" w:hAnsi="Arial" w:cs="Arial"/>
+          <w:color w:val="000000" w:themeColor="text1"/>
+          <w:kern w:val="0"/>
+          <w:lang w:eastAsia="en-GB"/>
+          <w14:ligatures w14:val="none"/>
+        </w:rPr>
+        <w:t>nextNodes</w:t>
+      </w:r>
+      <w:proofErr w:type="spellEnd"/>
+      <w:r>
+        <w:rPr>
+          <w:rFonts w:ascii="Arial" w:eastAsia="Times New Roman" w:hAnsi="Arial" w:cs="Arial"/>
+          <w:color w:val="000000" w:themeColor="text1"/>
+          <w:kern w:val="0"/>
+          <w:lang w:eastAsia="en-GB"/>
+          <w14:ligatures w14:val="none"/>
+        </w:rPr>
+        <w:t>(</w:t>
+      </w:r>
+      <w:proofErr w:type="spellStart"/>
+      <w:r>
+        <w:rPr>
+          <w:rFonts w:ascii="Arial" w:eastAsia="Times New Roman" w:hAnsi="Arial" w:cs="Arial"/>
+          <w:color w:val="000000" w:themeColor="text1"/>
+          <w:kern w:val="0"/>
+          <w:lang w:eastAsia="en-GB"/>
+          <w14:ligatures w14:val="none"/>
+        </w:rPr>
+        <w:t>completedNode</w:t>
+      </w:r>
+      <w:proofErr w:type="spellEnd"/>
+      <w:r>
+        <w:rPr>
+          <w:rFonts w:ascii="Arial" w:eastAsia="Times New Roman" w:hAnsi="Arial" w:cs="Arial"/>
+          <w:color w:val="000000" w:themeColor="text1"/>
+          <w:kern w:val="0"/>
+          <w:lang w:eastAsia="en-GB"/>
+          <w14:ligatures w14:val="none"/>
+        </w:rPr>
+        <w:t xml:space="preserve">, </w:t>
+      </w:r>
+      <w:proofErr w:type="spellStart"/>
+      <w:r>
+        <w:rPr>
+          <w:rFonts w:ascii="Arial" w:eastAsia="Times New Roman" w:hAnsi="Arial" w:cs="Arial"/>
+          <w:color w:val="000000" w:themeColor="text1"/>
+          <w:kern w:val="0"/>
+          <w:lang w:eastAsia="en-GB"/>
+          <w14:ligatures w14:val="none"/>
+        </w:rPr>
+        <w:t>workflowData</w:t>
+      </w:r>
+      <w:proofErr w:type="spellEnd"/>
+      <w:r>
+        <w:rPr>
+          <w:rFonts w:ascii="Arial" w:eastAsia="Times New Roman" w:hAnsi="Arial" w:cs="Arial"/>
+          <w:color w:val="000000" w:themeColor="text1"/>
+          <w:kern w:val="0"/>
+          <w:lang w:eastAsia="en-GB"/>
+          <w14:ligatures w14:val="none"/>
+        </w:rPr>
+        <w:t>)</w:t>
+      </w:r>
+      <w:r>
+        <w:rPr>
+          <w:rFonts w:ascii="Arial" w:eastAsia="Times New Roman" w:hAnsi="Arial" w:cs="Arial"/>
+          <w:color w:val="000000" w:themeColor="text1"/>
+          <w:kern w:val="0"/>
+          <w:lang w:eastAsia="en-GB"/>
+          <w14:ligatures w14:val="none"/>
+        </w:rPr>
+        <w:t xml:space="preserve"> </w:t>
+      </w:r>
+      <w:r>
+        <w:rPr>
+          <w:rFonts w:ascii="Arial" w:eastAsia="Times New Roman" w:hAnsi="Arial" w:cs="Arial"/>
+          <w:color w:val="000000" w:themeColor="text1"/>
+          <w:kern w:val="0"/>
+          <w:lang w:eastAsia="en-GB"/>
+          <w14:ligatures w14:val="none"/>
+        </w:rPr>
+        <w:t>and the strategy determines the eligible next nodes.</w:t>
+      </w:r>
     </w:p>
     <w:p>
       <w:pPr>
@@ -638,6 +734,29 @@
           <w14:ligatures w14:val="none"/>
         </w:rPr>
       </w:pPr>
+      <w:r>
+        <w:rPr>
+          <w:rFonts w:ascii="Arial" w:eastAsia="Times New Roman" w:hAnsi="Arial" w:cs="Arial"/>
+          <w:b/>
+          <w:bCs/>
+          <w:color w:val="000000" w:themeColor="text1"/>
+          <w:kern w:val="0"/>
+          <w:lang w:eastAsia="en-GB"/>
+          <w14:ligatures w14:val="none"/>
+        </w:rPr>
+        <w:t>Reason for change:</w:t>
+      </w:r>
+      <w:r>
+        <w:rPr>
+          <w:rFonts w:ascii="Arial" w:eastAsia="Times New Roman" w:hAnsi="Arial" w:cs="Arial"/>
+          <w:color w:val="000000" w:themeColor="text1"/>
+          <w:kern w:val="0"/>
+          <w:lang w:eastAsia="en-GB"/>
+          <w14:ligatures w14:val="none"/>
+        </w:rPr>
+        <w:br/>
+        <w:t>Routing algorithms are expected to vary independently from the workflow structure. Using Strategy prevents </w:t>
+      </w:r>
       <w:proofErr w:type="spellStart"/>
       <w:r>
         <w:rPr>
@@ -647,7 +766,7 @@
           <w:lang w:eastAsia="en-GB"/>
           <w14:ligatures w14:val="none"/>
         </w:rPr>
-        <w:t>nextNodes</w:t>
+        <w:t>WorkContainerfrom</w:t>
       </w:r>
       <w:proofErr w:type="spellEnd"/>
       <w:r>
@@ -658,51 +777,7 @@
           <w:lang w:eastAsia="en-GB"/>
           <w14:ligatures w14:val="none"/>
         </w:rPr>
-        <w:t>(</w:t>
-      </w:r>
-      <w:proofErr w:type="spellStart"/>
-      <w:r>
-        <w:rPr>
-          <w:rFonts w:ascii="Arial" w:eastAsia="Times New Roman" w:hAnsi="Arial" w:cs="Arial"/>
-          <w:color w:val="000000" w:themeColor="text1"/>
-          <w:kern w:val="0"/>
-          <w:lang w:eastAsia="en-GB"/>
-          <w14:ligatures w14:val="none"/>
-        </w:rPr>
-        <w:t>completedNode</w:t>
-      </w:r>
-      <w:proofErr w:type="spellEnd"/>
-      <w:r>
-        <w:rPr>
-          <w:rFonts w:ascii="Arial" w:eastAsia="Times New Roman" w:hAnsi="Arial" w:cs="Arial"/>
-          <w:color w:val="000000" w:themeColor="text1"/>
-          <w:kern w:val="0"/>
-          <w:lang w:eastAsia="en-GB"/>
-          <w14:ligatures w14:val="none"/>
-        </w:rPr>
-        <w:t xml:space="preserve">, </w:t>
-      </w:r>
-      <w:proofErr w:type="spellStart"/>
-      <w:r>
-        <w:rPr>
-          <w:rFonts w:ascii="Arial" w:eastAsia="Times New Roman" w:hAnsi="Arial" w:cs="Arial"/>
-          <w:color w:val="000000" w:themeColor="text1"/>
-          <w:kern w:val="0"/>
-          <w:lang w:eastAsia="en-GB"/>
-          <w14:ligatures w14:val="none"/>
-        </w:rPr>
-        <w:t>workflowData</w:t>
-      </w:r>
-      <w:proofErr w:type="spellEnd"/>
-      <w:r>
-        <w:rPr>
-          <w:rFonts w:ascii="Arial" w:eastAsia="Times New Roman" w:hAnsi="Arial" w:cs="Arial"/>
-          <w:color w:val="000000" w:themeColor="text1"/>
-          <w:kern w:val="0"/>
-          <w:lang w:eastAsia="en-GB"/>
-          <w14:ligatures w14:val="none"/>
-        </w:rPr>
-        <w:t>)</w:t>
+        <w:t xml:space="preserve"> accumulating large if/else or switch structures and allows different workflow definitions to select different routing behaviour without changing the container.</w:t>
       </w:r>
     </w:p>
     <w:p>
@@ -719,28 +794,6 @@
       <w:r>
         <w:rPr>
           <w:rFonts w:ascii="Arial" w:eastAsia="Times New Roman" w:hAnsi="Arial" w:cs="Arial"/>
-          <w:color w:val="000000" w:themeColor="text1"/>
-          <w:kern w:val="0"/>
-          <w:lang w:eastAsia="en-GB"/>
-          <w14:ligatures w14:val="none"/>
-        </w:rPr>
-        <w:t>and the strategy determines the eligible next nodes.</w:t>
-      </w:r>
-    </w:p>
-    <w:p>
-      <w:pPr>
-        <w:spacing w:before="100" w:beforeAutospacing="1" w:after="100" w:afterAutospacing="1" w:line="240" w:lineRule="auto"/>
-        <w:rPr>
-          <w:rFonts w:ascii="Arial" w:eastAsia="Times New Roman" w:hAnsi="Arial" w:cs="Arial"/>
-          <w:color w:val="000000" w:themeColor="text1"/>
-          <w:kern w:val="0"/>
-          <w:lang w:eastAsia="en-GB"/>
-          <w14:ligatures w14:val="none"/>
-        </w:rPr>
-      </w:pPr>
-      <w:r>
-        <w:rPr>
-          <w:rFonts w:ascii="Arial" w:eastAsia="Times New Roman" w:hAnsi="Arial" w:cs="Arial"/>
           <w:b/>
           <w:bCs/>
           <w:color w:val="000000" w:themeColor="text1"/>
@@ -748,7 +801,8 @@
           <w:lang w:eastAsia="en-GB"/>
           <w14:ligatures w14:val="none"/>
         </w:rPr>
-        <w:t>Reason for change:</w:t>
+        <w:lastRenderedPageBreak/>
+        <w:t>Diagrams updated:</w:t>
       </w:r>
       <w:r>
         <w:rPr>
@@ -759,7 +813,37 @@
           <w14:ligatures w14:val="none"/>
         </w:rPr>
         <w:br/>
-        <w:t>Routing algorithms are expected to vary independently from the workflow structure. Using Strategy prevents </w:t>
+        <w:t>Both runtime sequence diagrams were updated to</w:t>
+      </w:r>
+      <w:r>
+        <w:rPr>
+          <w:rFonts w:ascii="Arial" w:eastAsia="Times New Roman" w:hAnsi="Arial" w:cs="Arial"/>
+          <w:color w:val="000000" w:themeColor="text1"/>
+          <w:kern w:val="0"/>
+          <w:lang w:eastAsia="en-GB"/>
+          <w14:ligatures w14:val="none"/>
+        </w:rPr>
+        <w:t xml:space="preserve"> </w:t>
+      </w:r>
+      <w:r>
+        <w:rPr>
+          <w:rFonts w:ascii="Arial" w:eastAsia="Times New Roman" w:hAnsi="Arial" w:cs="Arial"/>
+          <w:color w:val="000000" w:themeColor="text1"/>
+          <w:kern w:val="0"/>
+          <w:lang w:eastAsia="en-GB"/>
+          <w14:ligatures w14:val="none"/>
+        </w:rPr>
+        <w:t>show</w:t>
+      </w:r>
+      <w:r>
+        <w:rPr>
+          <w:rFonts w:ascii="Arial" w:eastAsia="Times New Roman" w:hAnsi="Arial" w:cs="Arial"/>
+          <w:color w:val="000000" w:themeColor="text1"/>
+          <w:kern w:val="0"/>
+          <w:lang w:eastAsia="en-GB"/>
+          <w14:ligatures w14:val="none"/>
+        </w:rPr>
+        <w:t xml:space="preserve"> </w:t>
       </w:r>
       <w:proofErr w:type="spellStart"/>
       <w:r>
@@ -770,7 +854,7 @@
           <w:lang w:eastAsia="en-GB"/>
           <w14:ligatures w14:val="none"/>
         </w:rPr>
-        <w:t>WorkContainerfrom</w:t>
+        <w:t>WorkContainer</w:t>
       </w:r>
       <w:proofErr w:type="spellEnd"/>
       <w:r>
@@ -781,53 +865,27 @@
           <w:lang w:eastAsia="en-GB"/>
           <w14:ligatures w14:val="none"/>
         </w:rPr>
-        <w:t xml:space="preserve"> accumulating </w:t>
-      </w:r>
-      <w:r>
-        <w:rPr>
-          <w:rFonts w:ascii="Arial" w:eastAsia="Times New Roman" w:hAnsi="Arial" w:cs="Arial"/>
-          <w:color w:val="000000" w:themeColor="text1"/>
-          <w:kern w:val="0"/>
-          <w:lang w:eastAsia="en-GB"/>
-          <w14:ligatures w14:val="none"/>
-        </w:rPr>
-        <w:lastRenderedPageBreak/>
-        <w:t>large if/else or switch structures and allows different workflow definitions to select different routing behaviour without changing the container.</w:t>
-      </w:r>
-    </w:p>
-    <w:p>
-      <w:pPr>
-        <w:spacing w:before="100" w:beforeAutospacing="1" w:after="100" w:afterAutospacing="1" w:line="240" w:lineRule="auto"/>
-        <w:rPr>
-          <w:rFonts w:ascii="Arial" w:eastAsia="Times New Roman" w:hAnsi="Arial" w:cs="Arial"/>
-          <w:color w:val="000000" w:themeColor="text1"/>
-          <w:kern w:val="0"/>
-          <w:lang w:eastAsia="en-GB"/>
-          <w14:ligatures w14:val="none"/>
-        </w:rPr>
-      </w:pPr>
-      <w:r>
-        <w:rPr>
-          <w:rFonts w:ascii="Arial" w:eastAsia="Times New Roman" w:hAnsi="Arial" w:cs="Arial"/>
-          <w:b/>
-          <w:bCs/>
-          <w:color w:val="000000" w:themeColor="text1"/>
-          <w:kern w:val="0"/>
-          <w:lang w:eastAsia="en-GB"/>
-          <w14:ligatures w14:val="none"/>
-        </w:rPr>
-        <w:t>Diagrams updated:</w:t>
-      </w:r>
-      <w:r>
-        <w:rPr>
-          <w:rFonts w:ascii="Arial" w:eastAsia="Times New Roman" w:hAnsi="Arial" w:cs="Arial"/>
-          <w:color w:val="000000" w:themeColor="text1"/>
-          <w:kern w:val="0"/>
-          <w:lang w:eastAsia="en-GB"/>
-          <w14:ligatures w14:val="none"/>
-        </w:rPr>
-        <w:br/>
-        <w:t>Both runtime sequence diagrams were updated to show </w:t>
+        <w:t xml:space="preserve"> </w:t>
+      </w:r>
+      <w:r>
+        <w:rPr>
+          <w:rFonts w:ascii="Arial" w:eastAsia="Times New Roman" w:hAnsi="Arial" w:cs="Arial"/>
+          <w:color w:val="000000" w:themeColor="text1"/>
+          <w:kern w:val="0"/>
+          <w:lang w:eastAsia="en-GB"/>
+          <w14:ligatures w14:val="none"/>
+        </w:rPr>
+        <w:t>delegating</w:t>
+      </w:r>
+      <w:r>
+        <w:rPr>
+          <w:rFonts w:ascii="Arial" w:eastAsia="Times New Roman" w:hAnsi="Arial" w:cs="Arial"/>
+          <w:color w:val="000000" w:themeColor="text1"/>
+          <w:kern w:val="0"/>
+          <w:lang w:eastAsia="en-GB"/>
+          <w14:ligatures w14:val="none"/>
+        </w:rPr>
+        <w:t xml:space="preserve"> </w:t>
       </w:r>
       <w:proofErr w:type="spellStart"/>
       <w:r>
@@ -838,7 +896,7 @@
           <w:lang w:eastAsia="en-GB"/>
           <w14:ligatures w14:val="none"/>
         </w:rPr>
-        <w:t>WorkContainer</w:t>
+        <w:t>nextNodes</w:t>
       </w:r>
       <w:proofErr w:type="spellEnd"/>
       <w:r>
@@ -849,7 +907,27 @@
           <w:lang w:eastAsia="en-GB"/>
           <w14:ligatures w14:val="none"/>
         </w:rPr>
-        <w:t> delegating </w:t>
+        <w:t>()</w:t>
+      </w:r>
+      <w:r>
+        <w:rPr>
+          <w:rFonts w:ascii="Arial" w:eastAsia="Times New Roman" w:hAnsi="Arial" w:cs="Arial"/>
+          <w:color w:val="000000" w:themeColor="text1"/>
+          <w:kern w:val="0"/>
+          <w:lang w:eastAsia="en-GB"/>
+          <w14:ligatures w14:val="none"/>
+        </w:rPr>
+        <w:t xml:space="preserve"> </w:t>
+      </w:r>
+      <w:r>
+        <w:rPr>
+          <w:rFonts w:ascii="Arial" w:eastAsia="Times New Roman" w:hAnsi="Arial" w:cs="Arial"/>
+          <w:color w:val="000000" w:themeColor="text1"/>
+          <w:kern w:val="0"/>
+          <w:lang w:eastAsia="en-GB"/>
+          <w14:ligatures w14:val="none"/>
+        </w:rPr>
+        <w:t>to</w:t>
       </w:r>
       <w:proofErr w:type="spellStart"/>
       <w:r>
@@ -860,7 +938,7 @@
           <w:lang w:eastAsia="en-GB"/>
           <w14:ligatures w14:val="none"/>
         </w:rPr>
-        <w:t>nextNodes</w:t>
+        <w:t> RoutingStrateg</w:t>
       </w:r>
       <w:proofErr w:type="spellEnd"/>
       <w:r>
@@ -871,29 +949,7 @@
           <w:lang w:eastAsia="en-GB"/>
           <w14:ligatures w14:val="none"/>
         </w:rPr>
-        <w:t>(...) to </w:t>
-      </w:r>
-      <w:proofErr w:type="spellStart"/>
-      <w:r>
-        <w:rPr>
-          <w:rFonts w:ascii="Arial" w:eastAsia="Times New Roman" w:hAnsi="Arial" w:cs="Arial"/>
-          <w:color w:val="000000" w:themeColor="text1"/>
-          <w:kern w:val="0"/>
-          <w:lang w:eastAsia="en-GB"/>
-          <w14:ligatures w14:val="none"/>
-        </w:rPr>
-        <w:t>RoutingStrategy</w:t>
-      </w:r>
-      <w:proofErr w:type="spellEnd"/>
-      <w:r>
-        <w:rPr>
-          <w:rFonts w:ascii="Arial" w:eastAsia="Times New Roman" w:hAnsi="Arial" w:cs="Arial"/>
-          <w:color w:val="000000" w:themeColor="text1"/>
-          <w:kern w:val="0"/>
-          <w:lang w:eastAsia="en-GB"/>
-          <w14:ligatures w14:val="none"/>
-        </w:rPr>
-        <w:t>.</w:t>
+        <w:t>y.</w:t>
       </w:r>
     </w:p>
     <w:sectPr>
